--- a/cancer_screening_burden/manuscript/specialist_capacity.docx
+++ b/cancer_screening_burden/manuscript/specialist_capacity.docx
@@ -84,9 +84,9 @@
                 <w:b/>
                 <w:sz w:val="20"/>
               </w:rPr>
-              <w:t>FP visits per</w:t>
+              <w:t>False-positive specialist</w:t>
               <w:br/>
-              <w:t>specialist (100k screened)</w:t>
+              <w:t>visits per specialist</w:t>
             </w:r>
           </w:p>
         </w:tc>
@@ -170,7 +170,7 @@
               <w:rPr>
                 <w:sz w:val="20"/>
               </w:rPr>
-              <w:t>73.25</w:t>
+              <w:t>65.51</w:t>
             </w:r>
           </w:p>
         </w:tc>
@@ -183,7 +183,7 @@
               <w:rPr>
                 <w:sz w:val="20"/>
               </w:rPr>
-              <w:t>85.1</w:t>
+              <w:t>77.4</w:t>
             </w:r>
           </w:p>
         </w:tc>
@@ -196,7 +196,7 @@
               <w:rPr>
                 <w:sz w:val="20"/>
               </w:rPr>
-              <w:t>618.0%</w:t>
+              <w:t>552.7%</w:t>
             </w:r>
           </w:p>
         </w:tc>
@@ -250,7 +250,7 @@
               <w:rPr>
                 <w:sz w:val="20"/>
               </w:rPr>
-              <w:t>205.25</w:t>
+              <w:t>174.89</w:t>
             </w:r>
           </w:p>
         </w:tc>
@@ -263,7 +263,7 @@
               <w:rPr>
                 <w:sz w:val="20"/>
               </w:rPr>
-              <w:t>268.7</w:t>
+              <w:t>238.3</w:t>
             </w:r>
           </w:p>
         </w:tc>
@@ -276,7 +276,7 @@
               <w:rPr>
                 <w:sz w:val="20"/>
               </w:rPr>
-              <w:t>323.6%</w:t>
+              <w:t>275.7%</w:t>
             </w:r>
           </w:p>
         </w:tc>
@@ -330,7 +330,7 @@
               <w:rPr>
                 <w:sz w:val="20"/>
               </w:rPr>
-              <w:t>279.66</w:t>
+              <w:t>245.38</w:t>
             </w:r>
           </w:p>
         </w:tc>
@@ -343,7 +343,7 @@
               <w:rPr>
                 <w:sz w:val="20"/>
               </w:rPr>
-              <w:t>323.5</w:t>
+              <w:t>289.2</w:t>
             </w:r>
           </w:p>
         </w:tc>
@@ -356,7 +356,7 @@
               <w:rPr>
                 <w:sz w:val="20"/>
               </w:rPr>
-              <w:t>637.8%</w:t>
+              <w:t>559.6%</w:t>
             </w:r>
           </w:p>
         </w:tc>
@@ -410,7 +410,7 @@
               <w:rPr>
                 <w:sz w:val="20"/>
               </w:rPr>
-              <w:t>892.48</w:t>
+              <w:t>799.33</w:t>
             </w:r>
           </w:p>
         </w:tc>
@@ -423,7 +423,7 @@
               <w:rPr>
                 <w:sz w:val="20"/>
               </w:rPr>
-              <w:t>1296.0</w:t>
+              <w:t>1202.8</w:t>
             </w:r>
           </w:p>
         </w:tc>
@@ -436,7 +436,7 @@
               <w:rPr>
                 <w:sz w:val="20"/>
               </w:rPr>
-              <w:t>221.2%</w:t>
+              <w:t>198.1%</w:t>
             </w:r>
           </w:p>
         </w:tc>
@@ -490,7 +490,7 @@
               <w:rPr>
                 <w:sz w:val="20"/>
               </w:rPr>
-              <w:t>241.77</w:t>
+              <w:t>221.40</w:t>
             </w:r>
           </w:p>
         </w:tc>
@@ -503,7 +503,7 @@
               <w:rPr>
                 <w:sz w:val="20"/>
               </w:rPr>
-              <w:t>327.3</w:t>
+              <w:t>306.9</w:t>
             </w:r>
           </w:p>
         </w:tc>
@@ -516,7 +516,7 @@
               <w:rPr>
                 <w:sz w:val="20"/>
               </w:rPr>
-              <w:t>282.7%</w:t>
+              <w:t>258.9%</w:t>
             </w:r>
           </w:p>
         </w:tc>
@@ -570,7 +570,7 @@
               <w:rPr>
                 <w:sz w:val="20"/>
               </w:rPr>
-              <w:t>201.38</w:t>
+              <w:t>194.25</w:t>
             </w:r>
           </w:p>
         </w:tc>
@@ -583,7 +583,7 @@
               <w:rPr>
                 <w:sz w:val="20"/>
               </w:rPr>
-              <w:t>211.5</w:t>
+              <w:t>204.4</w:t>
             </w:r>
           </w:p>
         </w:tc>
@@ -596,7 +596,7 @@
               <w:rPr>
                 <w:sz w:val="20"/>
               </w:rPr>
-              <w:t>1989.0%</w:t>
+              <w:t>1918.5%</w:t>
             </w:r>
           </w:p>
         </w:tc>
@@ -650,7 +650,7 @@
               <w:rPr>
                 <w:sz w:val="20"/>
               </w:rPr>
-              <w:t>82.86</w:t>
+              <w:t>78.65</w:t>
             </w:r>
           </w:p>
         </w:tc>
@@ -663,7 +663,7 @@
               <w:rPr>
                 <w:sz w:val="20"/>
               </w:rPr>
-              <w:t>86.6</w:t>
+              <w:t>82.4</w:t>
             </w:r>
           </w:p>
         </w:tc>
@@ -676,7 +676,7 @@
               <w:rPr>
                 <w:sz w:val="20"/>
               </w:rPr>
-              <w:t>2207.1%</w:t>
+              <w:t>2095.0%</w:t>
             </w:r>
           </w:p>
         </w:tc>
@@ -730,7 +730,7 @@
               <w:rPr>
                 <w:sz w:val="20"/>
               </w:rPr>
-              <w:t>86.07</w:t>
+              <w:t>84.85</w:t>
             </w:r>
           </w:p>
         </w:tc>
@@ -743,7 +743,7 @@
               <w:rPr>
                 <w:sz w:val="20"/>
               </w:rPr>
-              <w:t>88.2</w:t>
+              <w:t>87.0</w:t>
             </w:r>
           </w:p>
         </w:tc>
@@ -756,7 +756,7 @@
               <w:rPr>
                 <w:sz w:val="20"/>
               </w:rPr>
-              <w:t>3941.5%</w:t>
+              <w:t>3885.6%</w:t>
             </w:r>
           </w:p>
         </w:tc>
@@ -764,7 +764,7 @@
     </w:tbl>
     <w:p>
       <w:r>
-        <w:t>Note: FP visits are the additional specialist visits generated by a 100,000-person DTC MCED screening wave at the stated follow-up rate. The 'baseline cases per specialist' uses the MHLW Patient Survey 2023 total patient stock (総患者数) for each cancer.</w:t>
+        <w:t>Note: False-positive (FP) specialist visits are the additional specialist visits generated only by false-positive individuals in a 100,000-person DTC MCED screening wave at the stated follow-up rate (initial specialist visit plus FP-specific follow-up or reassurance visits). The 'baseline cases per specialist' uses the MHLW Patient Survey 2023 total patient stock (総患者数) for each cancer.</w:t>
       </w:r>
     </w:p>
     <w:sectPr>

--- a/cancer_screening_burden/manuscript/specialist_capacity.docx
+++ b/cancer_screening_burden/manuscript/specialist_capacity.docx
@@ -764,7 +764,7 @@
     </w:tbl>
     <w:p>
       <w:r>
-        <w:t>Note: False-positive (FP) specialist visits are the additional specialist visits generated only by false-positive individuals in a 100,000-person DTC MCED screening wave at the stated follow-up rate (initial specialist visit plus FP-specific follow-up or reassurance visits). The 'baseline cases per specialist' uses the MHLW Patient Survey 2023 total patient stock (総患者数) for each cancer.</w:t>
+        <w:t>Note: False-positive (FP) specialist visits are the additional specialist visits generated only by false-positive individuals in a 100,000-person DTC MCED screening wave at the stated follow-up rate (initial specialist visit plus FP-specific follow-up or reassurance visits). The 'baseline cases per specialist' uses the MHLW Patient Survey 2023 total patient stock for each cancer.</w:t>
       </w:r>
     </w:p>
     <w:sectPr>
